--- a/klagomål/A 37607-2024 FSC-klagomål.docx
+++ b/klagomål/A 37607-2024 FSC-klagomål.docx
@@ -651,7 +651,7 @@
     <w:r>
       <w:tab/>
       <w:tab/>
-      <w:t>2025-03-02</w:t>
+      <w:t>2025-03-03</w:t>
       <w:br/>
       <w:br/>
     </w:r>

--- a/klagomål/A 37607-2024 FSC-klagomål.docx
+++ b/klagomål/A 37607-2024 FSC-klagomål.docx
@@ -651,7 +651,7 @@
     <w:r>
       <w:tab/>
       <w:tab/>
-      <w:t>2025-03-03</w:t>
+      <w:t>2025-03-04</w:t>
       <w:br/>
       <w:br/>
     </w:r>

--- a/klagomål/A 37607-2024 FSC-klagomål.docx
+++ b/klagomål/A 37607-2024 FSC-klagomål.docx
@@ -651,7 +651,7 @@
     <w:r>
       <w:tab/>
       <w:tab/>
-      <w:t>2025-03-04</w:t>
+      <w:t>2025-03-05</w:t>
       <w:br/>
       <w:br/>
     </w:r>

--- a/klagomål/A 37607-2024 FSC-klagomål.docx
+++ b/klagomål/A 37607-2024 FSC-klagomål.docx
@@ -651,7 +651,7 @@
     <w:r>
       <w:tab/>
       <w:tab/>
-      <w:t>2025-03-05</w:t>
+      <w:t>2025-03-06</w:t>
       <w:br/>
       <w:br/>
     </w:r>

--- a/klagomål/A 37607-2024 FSC-klagomål.docx
+++ b/klagomål/A 37607-2024 FSC-klagomål.docx
@@ -651,7 +651,7 @@
     <w:r>
       <w:tab/>
       <w:tab/>
-      <w:t>2025-03-06</w:t>
+      <w:t>2025-03-07</w:t>
       <w:br/>
       <w:br/>
     </w:r>

--- a/klagomål/A 37607-2024 FSC-klagomål.docx
+++ b/klagomål/A 37607-2024 FSC-klagomål.docx
@@ -651,7 +651,7 @@
     <w:r>
       <w:tab/>
       <w:tab/>
-      <w:t>2025-03-07</w:t>
+      <w:t>2025-03-08</w:t>
       <w:br/>
       <w:br/>
     </w:r>

--- a/klagomål/A 37607-2024 FSC-klagomål.docx
+++ b/klagomål/A 37607-2024 FSC-klagomål.docx
@@ -651,7 +651,7 @@
     <w:r>
       <w:tab/>
       <w:tab/>
-      <w:t>2025-03-08</w:t>
+      <w:t>2025-03-09</w:t>
       <w:br/>
       <w:br/>
     </w:r>

--- a/klagomål/A 37607-2024 FSC-klagomål.docx
+++ b/klagomål/A 37607-2024 FSC-klagomål.docx
@@ -651,7 +651,7 @@
     <w:r>
       <w:tab/>
       <w:tab/>
-      <w:t>2025-03-09</w:t>
+      <w:t>2025-03-10</w:t>
       <w:br/>
       <w:br/>
     </w:r>

--- a/klagomål/A 37607-2024 FSC-klagomål.docx
+++ b/klagomål/A 37607-2024 FSC-klagomål.docx
@@ -651,7 +651,7 @@
     <w:r>
       <w:tab/>
       <w:tab/>
-      <w:t>2025-03-10</w:t>
+      <w:t>2025-03-11</w:t>
       <w:br/>
       <w:br/>
     </w:r>

--- a/klagomål/A 37607-2024 FSC-klagomål.docx
+++ b/klagomål/A 37607-2024 FSC-klagomål.docx
@@ -651,7 +651,7 @@
     <w:r>
       <w:tab/>
       <w:tab/>
-      <w:t>2025-03-11</w:t>
+      <w:t>2025-03-12</w:t>
       <w:br/>
       <w:br/>
     </w:r>

--- a/klagomål/A 37607-2024 FSC-klagomål.docx
+++ b/klagomål/A 37607-2024 FSC-klagomål.docx
@@ -651,7 +651,7 @@
     <w:r>
       <w:tab/>
       <w:tab/>
-      <w:t>2025-03-12</w:t>
+      <w:t>2025-03-13</w:t>
       <w:br/>
       <w:br/>
     </w:r>

--- a/klagomål/A 37607-2024 FSC-klagomål.docx
+++ b/klagomål/A 37607-2024 FSC-klagomål.docx
@@ -651,7 +651,7 @@
     <w:r>
       <w:tab/>
       <w:tab/>
-      <w:t>2025-03-13</w:t>
+      <w:t>2025-03-14</w:t>
       <w:br/>
       <w:br/>
     </w:r>

--- a/klagomål/A 37607-2024 FSC-klagomål.docx
+++ b/klagomål/A 37607-2024 FSC-klagomål.docx
@@ -651,7 +651,7 @@
     <w:r>
       <w:tab/>
       <w:tab/>
-      <w:t>2025-03-14</w:t>
+      <w:t>2025-03-15</w:t>
       <w:br/>
       <w:br/>
     </w:r>

--- a/klagomål/A 37607-2024 FSC-klagomål.docx
+++ b/klagomål/A 37607-2024 FSC-klagomål.docx
@@ -651,7 +651,7 @@
     <w:r>
       <w:tab/>
       <w:tab/>
-      <w:t>2025-03-15</w:t>
+      <w:t>2025-03-16</w:t>
       <w:br/>
       <w:br/>
     </w:r>

--- a/klagomål/A 37607-2024 FSC-klagomål.docx
+++ b/klagomål/A 37607-2024 FSC-klagomål.docx
@@ -651,7 +651,7 @@
     <w:r>
       <w:tab/>
       <w:tab/>
-      <w:t>2025-03-16</w:t>
+      <w:t>2025-03-17</w:t>
       <w:br/>
       <w:br/>
     </w:r>

--- a/klagomål/A 37607-2024 FSC-klagomål.docx
+++ b/klagomål/A 37607-2024 FSC-klagomål.docx
@@ -651,7 +651,7 @@
     <w:r>
       <w:tab/>
       <w:tab/>
-      <w:t>2025-03-17</w:t>
+      <w:t>2025-03-18</w:t>
       <w:br/>
       <w:br/>
     </w:r>

--- a/klagomål/A 37607-2024 FSC-klagomål.docx
+++ b/klagomål/A 37607-2024 FSC-klagomål.docx
@@ -651,7 +651,7 @@
     <w:r>
       <w:tab/>
       <w:tab/>
-      <w:t>2025-03-18</w:t>
+      <w:t>2025-03-19</w:t>
       <w:br/>
       <w:br/>
     </w:r>

--- a/klagomål/A 37607-2024 FSC-klagomål.docx
+++ b/klagomål/A 37607-2024 FSC-klagomål.docx
@@ -651,7 +651,7 @@
     <w:r>
       <w:tab/>
       <w:tab/>
-      <w:t>2025-03-19</w:t>
+      <w:t>2025-03-20</w:t>
       <w:br/>
       <w:br/>
     </w:r>

--- a/klagomål/A 37607-2024 FSC-klagomål.docx
+++ b/klagomål/A 37607-2024 FSC-klagomål.docx
@@ -651,7 +651,7 @@
     <w:r>
       <w:tab/>
       <w:tab/>
-      <w:t>2025-03-20</w:t>
+      <w:t>2025-03-21</w:t>
       <w:br/>
       <w:br/>
     </w:r>

--- a/klagomål/A 37607-2024 FSC-klagomål.docx
+++ b/klagomål/A 37607-2024 FSC-klagomål.docx
@@ -651,7 +651,7 @@
     <w:r>
       <w:tab/>
       <w:tab/>
-      <w:t>2025-03-21</w:t>
+      <w:t>2025-03-22</w:t>
       <w:br/>
       <w:br/>
     </w:r>

--- a/klagomål/A 37607-2024 FSC-klagomål.docx
+++ b/klagomål/A 37607-2024 FSC-klagomål.docx
@@ -651,7 +651,7 @@
     <w:r>
       <w:tab/>
       <w:tab/>
-      <w:t>2025-03-22</w:t>
+      <w:t>2025-03-23</w:t>
       <w:br/>
       <w:br/>
     </w:r>

--- a/klagomål/A 37607-2024 FSC-klagomål.docx
+++ b/klagomål/A 37607-2024 FSC-klagomål.docx
@@ -651,7 +651,7 @@
     <w:r>
       <w:tab/>
       <w:tab/>
-      <w:t>2025-03-23</w:t>
+      <w:t>2025-03-24</w:t>
       <w:br/>
       <w:br/>
     </w:r>

--- a/klagomål/A 37607-2024 FSC-klagomål.docx
+++ b/klagomål/A 37607-2024 FSC-klagomål.docx
@@ -651,7 +651,7 @@
     <w:r>
       <w:tab/>
       <w:tab/>
-      <w:t>2025-03-24</w:t>
+      <w:t>2025-03-25</w:t>
       <w:br/>
       <w:br/>
     </w:r>

--- a/klagomål/A 37607-2024 FSC-klagomål.docx
+++ b/klagomål/A 37607-2024 FSC-klagomål.docx
@@ -651,7 +651,7 @@
     <w:r>
       <w:tab/>
       <w:tab/>
-      <w:t>2025-03-25</w:t>
+      <w:t>2025-03-26</w:t>
       <w:br/>
       <w:br/>
     </w:r>

--- a/klagomål/A 37607-2024 FSC-klagomål.docx
+++ b/klagomål/A 37607-2024 FSC-klagomål.docx
@@ -651,7 +651,7 @@
     <w:r>
       <w:tab/>
       <w:tab/>
-      <w:t>2025-03-26</w:t>
+      <w:t>2025-03-27</w:t>
       <w:br/>
       <w:br/>
     </w:r>

--- a/klagomål/A 37607-2024 FSC-klagomål.docx
+++ b/klagomål/A 37607-2024 FSC-klagomål.docx
@@ -651,7 +651,7 @@
     <w:r>
       <w:tab/>
       <w:tab/>
-      <w:t>2025-03-27</w:t>
+      <w:t>2025-03-28</w:t>
       <w:br/>
       <w:br/>
     </w:r>

--- a/klagomål/A 37607-2024 FSC-klagomål.docx
+++ b/klagomål/A 37607-2024 FSC-klagomål.docx
@@ -651,7 +651,7 @@
     <w:r>
       <w:tab/>
       <w:tab/>
-      <w:t>2025-04-02</w:t>
+      <w:t>2025-04-03</w:t>
       <w:br/>
       <w:br/>
     </w:r>

--- a/klagomål/A 37607-2024 FSC-klagomål.docx
+++ b/klagomål/A 37607-2024 FSC-klagomål.docx
@@ -651,7 +651,7 @@
     <w:r>
       <w:tab/>
       <w:tab/>
-      <w:t>2025-04-03</w:t>
+      <w:t>2025-04-05</w:t>
       <w:br/>
       <w:br/>
     </w:r>

--- a/klagomål/A 37607-2024 FSC-klagomål.docx
+++ b/klagomål/A 37607-2024 FSC-klagomål.docx
@@ -651,7 +651,7 @@
     <w:r>
       <w:tab/>
       <w:tab/>
-      <w:t>2025-04-05</w:t>
+      <w:t>2025-04-06</w:t>
       <w:br/>
       <w:br/>
     </w:r>

--- a/klagomål/A 37607-2024 FSC-klagomål.docx
+++ b/klagomål/A 37607-2024 FSC-klagomål.docx
@@ -651,7 +651,7 @@
     <w:r>
       <w:tab/>
       <w:tab/>
-      <w:t>2025-04-06</w:t>
+      <w:t>2025-04-07</w:t>
       <w:br/>
       <w:br/>
     </w:r>

--- a/klagomål/A 37607-2024 FSC-klagomål.docx
+++ b/klagomål/A 37607-2024 FSC-klagomål.docx
@@ -651,7 +651,7 @@
     <w:r>
       <w:tab/>
       <w:tab/>
-      <w:t>2025-04-07</w:t>
+      <w:t>2025-04-08</w:t>
       <w:br/>
       <w:br/>
     </w:r>

--- a/klagomål/A 37607-2024 FSC-klagomål.docx
+++ b/klagomål/A 37607-2024 FSC-klagomål.docx
@@ -651,7 +651,7 @@
     <w:r>
       <w:tab/>
       <w:tab/>
-      <w:t>2025-04-08</w:t>
+      <w:t>2025-04-09</w:t>
       <w:br/>
       <w:br/>
     </w:r>

--- a/klagomål/A 37607-2024 FSC-klagomål.docx
+++ b/klagomål/A 37607-2024 FSC-klagomål.docx
@@ -244,6 +244,17 @@
       </w:pPr>
       <w:r>
         <w:t>Figur 1. Fyndplatser för naturvårdsarter i det avverkningsanmälda området (röd linje). Markörer utan svart kant är placerade på fyndplatsen. Markörer med svart kant är placerade vid sidan av fyndplatsen och har ett svart streck som visar fyndplatsens exakta position. Kartans mittpunktskoordinat är N 7050556, E 704890 i SWEREF 99 TM.</w:t>
+      </w:r>
+    </w:p>
+    <w:p>
+      <w:r>
+        <w:rPr>
+          <w:b/>
+        </w:rPr>
+        <w:t xml:space="preserve">Svart taggsvamp (NT) </w:t>
+      </w:r>
+      <w:r>
+        <w:t>bildar huvudsakligen mykorrhiza med gran och tall, men även med ek och bok. Slutavverkning utgör det största hotet mot arten och den överlever sannolikt inte en föryngringshuggning då barrträdens rötter dör efter avverkningen. Förekomsterna i barrskog är särskilt utsatta eftersom arten föredrar att växa i äldre, virkesrika skogar med högre bonitet, som avverkas i rask takt. Fler äldre, virkesrika barrskogar med högre bonitet måste formellt skyddas som biotopskyddsområden eller naturreservat. Även oskyddade växtplatser i lövskogsbiotoper bör få ett starkt skydd. Skogsområden med svart taggsvamp bör inte gallras eller plockhuggas om inte huggningen efterföljs av skogsbete (SLU Artdatabanken, 2024).</w:t>
       </w:r>
     </w:p>
     <w:p>
@@ -651,7 +662,7 @@
     <w:r>
       <w:tab/>
       <w:tab/>
-      <w:t>2025-04-09</w:t>
+      <w:t>2025-04-10</w:t>
       <w:br/>
       <w:br/>
     </w:r>

--- a/klagomål/A 37607-2024 FSC-klagomål.docx
+++ b/klagomål/A 37607-2024 FSC-klagomål.docx
@@ -662,7 +662,7 @@
     <w:r>
       <w:tab/>
       <w:tab/>
-      <w:t>2025-04-10</w:t>
+      <w:t>2025-04-11</w:t>
       <w:br/>
       <w:br/>
     </w:r>

--- a/klagomål/A 37607-2024 FSC-klagomål.docx
+++ b/klagomål/A 37607-2024 FSC-klagomål.docx
@@ -662,7 +662,7 @@
     <w:r>
       <w:tab/>
       <w:tab/>
-      <w:t>2025-04-11</w:t>
+      <w:t>2025-04-12</w:t>
       <w:br/>
       <w:br/>
     </w:r>

--- a/klagomål/A 37607-2024 FSC-klagomål.docx
+++ b/klagomål/A 37607-2024 FSC-klagomål.docx
@@ -662,7 +662,7 @@
     <w:r>
       <w:tab/>
       <w:tab/>
-      <w:t>2025-04-12</w:t>
+      <w:t>2025-04-13</w:t>
       <w:br/>
       <w:br/>
     </w:r>

--- a/klagomål/A 37607-2024 FSC-klagomål.docx
+++ b/klagomål/A 37607-2024 FSC-klagomål.docx
@@ -662,7 +662,7 @@
     <w:r>
       <w:tab/>
       <w:tab/>
-      <w:t>2025-04-13</w:t>
+      <w:t>2025-04-14</w:t>
       <w:br/>
       <w:br/>
     </w:r>

--- a/klagomål/A 37607-2024 FSC-klagomål.docx
+++ b/klagomål/A 37607-2024 FSC-klagomål.docx
@@ -662,7 +662,7 @@
     <w:r>
       <w:tab/>
       <w:tab/>
-      <w:t>2025-04-14</w:t>
+      <w:t>2025-04-15</w:t>
       <w:br/>
       <w:br/>
     </w:r>

--- a/klagomål/A 37607-2024 FSC-klagomål.docx
+++ b/klagomål/A 37607-2024 FSC-klagomål.docx
@@ -662,7 +662,7 @@
     <w:r>
       <w:tab/>
       <w:tab/>
-      <w:t>2025-04-15</w:t>
+      <w:t>2025-04-16</w:t>
       <w:br/>
       <w:br/>
     </w:r>

--- a/klagomål/A 37607-2024 FSC-klagomål.docx
+++ b/klagomål/A 37607-2024 FSC-klagomål.docx
@@ -662,7 +662,7 @@
     <w:r>
       <w:tab/>
       <w:tab/>
-      <w:t>2025-04-16</w:t>
+      <w:t>2025-04-17</w:t>
       <w:br/>
       <w:br/>
     </w:r>

--- a/klagomål/A 37607-2024 FSC-klagomål.docx
+++ b/klagomål/A 37607-2024 FSC-klagomål.docx
@@ -662,7 +662,7 @@
     <w:r>
       <w:tab/>
       <w:tab/>
-      <w:t>2025-04-17</w:t>
+      <w:t>2025-04-18</w:t>
       <w:br/>
       <w:br/>
     </w:r>

--- a/klagomål/A 37607-2024 FSC-klagomål.docx
+++ b/klagomål/A 37607-2024 FSC-klagomål.docx
@@ -662,7 +662,7 @@
     <w:r>
       <w:tab/>
       <w:tab/>
-      <w:t>2025-05-03</w:t>
+      <w:t>2025-05-04</w:t>
       <w:br/>
       <w:br/>
     </w:r>

--- a/klagomål/A 37607-2024 FSC-klagomål.docx
+++ b/klagomål/A 37607-2024 FSC-klagomål.docx
@@ -662,7 +662,7 @@
     <w:r>
       <w:tab/>
       <w:tab/>
-      <w:t>2025-05-04</w:t>
+      <w:t>2025-05-06</w:t>
       <w:br/>
       <w:br/>
     </w:r>

--- a/klagomål/A 37607-2024 FSC-klagomål.docx
+++ b/klagomål/A 37607-2024 FSC-klagomål.docx
@@ -662,7 +662,7 @@
     <w:r>
       <w:tab/>
       <w:tab/>
-      <w:t>2025-05-06</w:t>
+      <w:t>2025-05-07</w:t>
       <w:br/>
       <w:br/>
     </w:r>

--- a/klagomål/A 37607-2024 FSC-klagomål.docx
+++ b/klagomål/A 37607-2024 FSC-klagomål.docx
@@ -662,7 +662,7 @@
     <w:r>
       <w:tab/>
       <w:tab/>
-      <w:t>2025-05-07</w:t>
+      <w:t>2025-05-08</w:t>
       <w:br/>
       <w:br/>
     </w:r>

--- a/klagomål/A 37607-2024 FSC-klagomål.docx
+++ b/klagomål/A 37607-2024 FSC-klagomål.docx
@@ -662,7 +662,7 @@
     <w:r>
       <w:tab/>
       <w:tab/>
-      <w:t>2025-05-08</w:t>
+      <w:t>2025-05-09</w:t>
       <w:br/>
       <w:br/>
     </w:r>

--- a/klagomål/A 37607-2024 FSC-klagomål.docx
+++ b/klagomål/A 37607-2024 FSC-klagomål.docx
@@ -662,7 +662,7 @@
     <w:r>
       <w:tab/>
       <w:tab/>
-      <w:t>2025-05-09</w:t>
+      <w:t>2025-05-10</w:t>
       <w:br/>
       <w:br/>
     </w:r>

--- a/klagomål/A 37607-2024 FSC-klagomål.docx
+++ b/klagomål/A 37607-2024 FSC-klagomål.docx
@@ -662,7 +662,7 @@
     <w:r>
       <w:tab/>
       <w:tab/>
-      <w:t>2025-05-10</w:t>
+      <w:t>2025-05-11</w:t>
       <w:br/>
       <w:br/>
     </w:r>

--- a/klagomål/A 37607-2024 FSC-klagomål.docx
+++ b/klagomål/A 37607-2024 FSC-klagomål.docx
@@ -662,7 +662,7 @@
     <w:r>
       <w:tab/>
       <w:tab/>
-      <w:t>2025-05-11</w:t>
+      <w:t>2025-05-12</w:t>
       <w:br/>
       <w:br/>
     </w:r>

--- a/klagomål/A 37607-2024 FSC-klagomål.docx
+++ b/klagomål/A 37607-2024 FSC-klagomål.docx
@@ -662,7 +662,7 @@
     <w:r>
       <w:tab/>
       <w:tab/>
-      <w:t>2025-05-12</w:t>
+      <w:t>2025-05-13</w:t>
       <w:br/>
       <w:br/>
     </w:r>

--- a/klagomål/A 37607-2024 FSC-klagomål.docx
+++ b/klagomål/A 37607-2024 FSC-klagomål.docx
@@ -662,7 +662,7 @@
     <w:r>
       <w:tab/>
       <w:tab/>
-      <w:t>2025-05-13</w:t>
+      <w:t>2025-05-14</w:t>
       <w:br/>
       <w:br/>
     </w:r>

--- a/klagomål/A 37607-2024 FSC-klagomål.docx
+++ b/klagomål/A 37607-2024 FSC-klagomål.docx
@@ -662,7 +662,7 @@
     <w:r>
       <w:tab/>
       <w:tab/>
-      <w:t>2025-05-14</w:t>
+      <w:t>2025-05-15</w:t>
       <w:br/>
       <w:br/>
     </w:r>

--- a/klagomål/A 37607-2024 FSC-klagomål.docx
+++ b/klagomål/A 37607-2024 FSC-klagomål.docx
@@ -662,7 +662,7 @@
     <w:r>
       <w:tab/>
       <w:tab/>
-      <w:t>2025-05-15</w:t>
+      <w:t>2025-05-16</w:t>
       <w:br/>
       <w:br/>
     </w:r>

--- a/klagomål/A 37607-2024 FSC-klagomål.docx
+++ b/klagomål/A 37607-2024 FSC-klagomål.docx
@@ -662,7 +662,7 @@
     <w:r>
       <w:tab/>
       <w:tab/>
-      <w:t>2025-05-16</w:t>
+      <w:t>2025-05-17</w:t>
       <w:br/>
       <w:br/>
     </w:r>

--- a/klagomål/A 37607-2024 FSC-klagomål.docx
+++ b/klagomål/A 37607-2024 FSC-klagomål.docx
@@ -662,7 +662,7 @@
     <w:r>
       <w:tab/>
       <w:tab/>
-      <w:t>2025-05-17</w:t>
+      <w:t>2025-05-18</w:t>
       <w:br/>
       <w:br/>
     </w:r>

--- a/klagomål/A 37607-2024 FSC-klagomål.docx
+++ b/klagomål/A 37607-2024 FSC-klagomål.docx
@@ -662,7 +662,7 @@
     <w:r>
       <w:tab/>
       <w:tab/>
-      <w:t>2025-05-18</w:t>
+      <w:t>2025-05-19</w:t>
       <w:br/>
       <w:br/>
     </w:r>

--- a/klagomål/A 37607-2024 FSC-klagomål.docx
+++ b/klagomål/A 37607-2024 FSC-klagomål.docx
@@ -662,7 +662,7 @@
     <w:r>
       <w:tab/>
       <w:tab/>
-      <w:t>2025-05-19</w:t>
+      <w:t>2025-05-20</w:t>
       <w:br/>
       <w:br/>
     </w:r>

--- a/klagomål/A 37607-2024 FSC-klagomål.docx
+++ b/klagomål/A 37607-2024 FSC-klagomål.docx
@@ -662,7 +662,7 @@
     <w:r>
       <w:tab/>
       <w:tab/>
-      <w:t>2025-05-20</w:t>
+      <w:t>2025-05-21</w:t>
       <w:br/>
       <w:br/>
     </w:r>

--- a/klagomål/A 37607-2024 FSC-klagomål.docx
+++ b/klagomål/A 37607-2024 FSC-klagomål.docx
@@ -662,7 +662,7 @@
     <w:r>
       <w:tab/>
       <w:tab/>
-      <w:t>2025-05-21</w:t>
+      <w:t>2025-05-22</w:t>
       <w:br/>
       <w:br/>
     </w:r>

--- a/klagomål/A 37607-2024 FSC-klagomål.docx
+++ b/klagomål/A 37607-2024 FSC-klagomål.docx
@@ -662,7 +662,7 @@
     <w:r>
       <w:tab/>
       <w:tab/>
-      <w:t>2025-05-22</w:t>
+      <w:t>2025-05-23</w:t>
       <w:br/>
       <w:br/>
     </w:r>

--- a/klagomål/A 37607-2024 FSC-klagomål.docx
+++ b/klagomål/A 37607-2024 FSC-klagomål.docx
@@ -662,7 +662,7 @@
     <w:r>
       <w:tab/>
       <w:tab/>
-      <w:t>2025-05-23</w:t>
+      <w:t>2025-05-24</w:t>
       <w:br/>
       <w:br/>
     </w:r>

--- a/klagomål/A 37607-2024 FSC-klagomål.docx
+++ b/klagomål/A 37607-2024 FSC-klagomål.docx
@@ -662,7 +662,7 @@
     <w:r>
       <w:tab/>
       <w:tab/>
-      <w:t>2025-05-24</w:t>
+      <w:t>2025-05-25</w:t>
       <w:br/>
       <w:br/>
     </w:r>

--- a/klagomål/A 37607-2024 FSC-klagomål.docx
+++ b/klagomål/A 37607-2024 FSC-klagomål.docx
@@ -662,7 +662,7 @@
     <w:r>
       <w:tab/>
       <w:tab/>
-      <w:t>2025-05-25</w:t>
+      <w:t>2025-05-26</w:t>
       <w:br/>
       <w:br/>
     </w:r>

--- a/klagomål/A 37607-2024 FSC-klagomål.docx
+++ b/klagomål/A 37607-2024 FSC-klagomål.docx
@@ -662,7 +662,7 @@
     <w:r>
       <w:tab/>
       <w:tab/>
-      <w:t>2025-05-26</w:t>
+      <w:t>2025-05-27</w:t>
       <w:br/>
       <w:br/>
     </w:r>

--- a/klagomål/A 37607-2024 FSC-klagomål.docx
+++ b/klagomål/A 37607-2024 FSC-klagomål.docx
@@ -662,7 +662,7 @@
     <w:r>
       <w:tab/>
       <w:tab/>
-      <w:t>2025-05-27</w:t>
+      <w:t>2025-05-30</w:t>
       <w:br/>
       <w:br/>
     </w:r>

--- a/klagomål/A 37607-2024 FSC-klagomål.docx
+++ b/klagomål/A 37607-2024 FSC-klagomål.docx
@@ -662,7 +662,7 @@
     <w:r>
       <w:tab/>
       <w:tab/>
-      <w:t>2025-05-30</w:t>
+      <w:t>2025-06-01</w:t>
       <w:br/>
       <w:br/>
     </w:r>

--- a/klagomål/A 37607-2024 FSC-klagomål.docx
+++ b/klagomål/A 37607-2024 FSC-klagomål.docx
@@ -662,7 +662,7 @@
     <w:r>
       <w:tab/>
       <w:tab/>
-      <w:t>2025-06-01</w:t>
+      <w:t>2025-06-02</w:t>
       <w:br/>
       <w:br/>
     </w:r>

--- a/klagomål/A 37607-2024 FSC-klagomål.docx
+++ b/klagomål/A 37607-2024 FSC-klagomål.docx
@@ -662,7 +662,7 @@
     <w:r>
       <w:tab/>
       <w:tab/>
-      <w:t>2025-06-02</w:t>
+      <w:t>2025-06-03</w:t>
       <w:br/>
       <w:br/>
     </w:r>

--- a/klagomål/A 37607-2024 FSC-klagomål.docx
+++ b/klagomål/A 37607-2024 FSC-klagomål.docx
@@ -662,7 +662,7 @@
     <w:r>
       <w:tab/>
       <w:tab/>
-      <w:t>2025-06-03</w:t>
+      <w:t>2025-06-04</w:t>
       <w:br/>
       <w:br/>
     </w:r>

--- a/klagomål/A 37607-2024 FSC-klagomål.docx
+++ b/klagomål/A 37607-2024 FSC-klagomål.docx
@@ -662,7 +662,7 @@
     <w:r>
       <w:tab/>
       <w:tab/>
-      <w:t>2025-06-04</w:t>
+      <w:t>2025-06-05</w:t>
       <w:br/>
       <w:br/>
     </w:r>

--- a/klagomål/A 37607-2024 FSC-klagomål.docx
+++ b/klagomål/A 37607-2024 FSC-klagomål.docx
@@ -662,7 +662,7 @@
     <w:r>
       <w:tab/>
       <w:tab/>
-      <w:t>2025-06-05</w:t>
+      <w:t>2025-06-13</w:t>
       <w:br/>
       <w:br/>
     </w:r>

--- a/klagomål/A 37607-2024 FSC-klagomål.docx
+++ b/klagomål/A 37607-2024 FSC-klagomål.docx
@@ -662,7 +662,7 @@
     <w:r>
       <w:tab/>
       <w:tab/>
-      <w:t>2025-06-13</w:t>
+      <w:t>2025-06-15</w:t>
       <w:br/>
       <w:br/>
     </w:r>

--- a/klagomål/A 37607-2024 FSC-klagomål.docx
+++ b/klagomål/A 37607-2024 FSC-klagomål.docx
@@ -662,7 +662,7 @@
     <w:r>
       <w:tab/>
       <w:tab/>
-      <w:t>2025-06-15</w:t>
+      <w:t>2025-06-16</w:t>
       <w:br/>
       <w:br/>
     </w:r>

--- a/klagomål/A 37607-2024 FSC-klagomål.docx
+++ b/klagomål/A 37607-2024 FSC-klagomål.docx
@@ -662,7 +662,7 @@
     <w:r>
       <w:tab/>
       <w:tab/>
-      <w:t>2025-06-16</w:t>
+      <w:t>2025-06-17</w:t>
       <w:br/>
       <w:br/>
     </w:r>

--- a/klagomål/A 37607-2024 FSC-klagomål.docx
+++ b/klagomål/A 37607-2024 FSC-klagomål.docx
@@ -662,7 +662,7 @@
     <w:r>
       <w:tab/>
       <w:tab/>
-      <w:t>2025-06-17</w:t>
+      <w:t>2025-06-18</w:t>
       <w:br/>
       <w:br/>
     </w:r>

--- a/klagomål/A 37607-2024 FSC-klagomål.docx
+++ b/klagomål/A 37607-2024 FSC-klagomål.docx
@@ -662,7 +662,7 @@
     <w:r>
       <w:tab/>
       <w:tab/>
-      <w:t>2025-06-18</w:t>
+      <w:t>2025-06-19</w:t>
       <w:br/>
       <w:br/>
     </w:r>

--- a/klagomål/A 37607-2024 FSC-klagomål.docx
+++ b/klagomål/A 37607-2024 FSC-klagomål.docx
@@ -662,7 +662,7 @@
     <w:r>
       <w:tab/>
       <w:tab/>
-      <w:t>2025-06-19</w:t>
+      <w:t>2025-06-20</w:t>
       <w:br/>
       <w:br/>
     </w:r>

--- a/klagomål/A 37607-2024 FSC-klagomål.docx
+++ b/klagomål/A 37607-2024 FSC-klagomål.docx
@@ -662,7 +662,7 @@
     <w:r>
       <w:tab/>
       <w:tab/>
-      <w:t>2025-06-20</w:t>
+      <w:t>2025-06-21</w:t>
       <w:br/>
       <w:br/>
     </w:r>

--- a/klagomål/A 37607-2024 FSC-klagomål.docx
+++ b/klagomål/A 37607-2024 FSC-klagomål.docx
@@ -662,7 +662,7 @@
     <w:r>
       <w:tab/>
       <w:tab/>
-      <w:t>2025-06-21</w:t>
+      <w:t>2025-06-22</w:t>
       <w:br/>
       <w:br/>
     </w:r>

--- a/klagomål/A 37607-2024 FSC-klagomål.docx
+++ b/klagomål/A 37607-2024 FSC-klagomål.docx
@@ -662,7 +662,7 @@
     <w:r>
       <w:tab/>
       <w:tab/>
-      <w:t>2025-06-22</w:t>
+      <w:t>2025-06-23</w:t>
       <w:br/>
       <w:br/>
     </w:r>

--- a/klagomål/A 37607-2024 FSC-klagomål.docx
+++ b/klagomål/A 37607-2024 FSC-klagomål.docx
@@ -662,7 +662,7 @@
     <w:r>
       <w:tab/>
       <w:tab/>
-      <w:t>2025-06-23</w:t>
+      <w:t>2025-06-24</w:t>
       <w:br/>
       <w:br/>
     </w:r>

--- a/klagomål/A 37607-2024 FSC-klagomål.docx
+++ b/klagomål/A 37607-2024 FSC-klagomål.docx
@@ -662,7 +662,7 @@
     <w:r>
       <w:tab/>
       <w:tab/>
-      <w:t>2025-06-24</w:t>
+      <w:t>2025-06-25</w:t>
       <w:br/>
       <w:br/>
     </w:r>

--- a/klagomål/A 37607-2024 FSC-klagomål.docx
+++ b/klagomål/A 37607-2024 FSC-klagomål.docx
@@ -662,7 +662,7 @@
     <w:r>
       <w:tab/>
       <w:tab/>
-      <w:t>2025-06-25</w:t>
+      <w:t>2025-06-26</w:t>
       <w:br/>
       <w:br/>
     </w:r>

--- a/klagomål/A 37607-2024 FSC-klagomål.docx
+++ b/klagomål/A 37607-2024 FSC-klagomål.docx
@@ -662,7 +662,7 @@
     <w:r>
       <w:tab/>
       <w:tab/>
-      <w:t>2025-06-26</w:t>
+      <w:t>2025-06-27</w:t>
       <w:br/>
       <w:br/>
     </w:r>

--- a/klagomål/A 37607-2024 FSC-klagomål.docx
+++ b/klagomål/A 37607-2024 FSC-klagomål.docx
@@ -662,7 +662,7 @@
     <w:r>
       <w:tab/>
       <w:tab/>
-      <w:t>2025-06-27</w:t>
+      <w:t>2025-06-28</w:t>
       <w:br/>
       <w:br/>
     </w:r>

--- a/klagomål/A 37607-2024 FSC-klagomål.docx
+++ b/klagomål/A 37607-2024 FSC-klagomål.docx
@@ -662,7 +662,7 @@
     <w:r>
       <w:tab/>
       <w:tab/>
-      <w:t>2025-06-28</w:t>
+      <w:t>2025-06-29</w:t>
       <w:br/>
       <w:br/>
     </w:r>

--- a/klagomål/A 37607-2024 FSC-klagomål.docx
+++ b/klagomål/A 37607-2024 FSC-klagomål.docx
@@ -662,7 +662,7 @@
     <w:r>
       <w:tab/>
       <w:tab/>
-      <w:t>2025-06-29</w:t>
+      <w:t>2025-06-30</w:t>
       <w:br/>
       <w:br/>
     </w:r>

--- a/klagomål/A 37607-2024 FSC-klagomål.docx
+++ b/klagomål/A 37607-2024 FSC-klagomål.docx
@@ -662,7 +662,7 @@
     <w:r>
       <w:tab/>
       <w:tab/>
-      <w:t>2025-06-30</w:t>
+      <w:t>2025-07-01</w:t>
       <w:br/>
       <w:br/>
     </w:r>

--- a/klagomål/A 37607-2024 FSC-klagomål.docx
+++ b/klagomål/A 37607-2024 FSC-klagomål.docx
@@ -662,7 +662,7 @@
     <w:r>
       <w:tab/>
       <w:tab/>
-      <w:t>2025-07-01</w:t>
+      <w:t>2025-07-02</w:t>
       <w:br/>
       <w:br/>
     </w:r>

--- a/klagomål/A 37607-2024 FSC-klagomål.docx
+++ b/klagomål/A 37607-2024 FSC-klagomål.docx
@@ -662,7 +662,7 @@
     <w:r>
       <w:tab/>
       <w:tab/>
-      <w:t>2025-07-02</w:t>
+      <w:t>2025-07-03</w:t>
       <w:br/>
       <w:br/>
     </w:r>

--- a/klagomål/A 37607-2024 FSC-klagomål.docx
+++ b/klagomål/A 37607-2024 FSC-klagomål.docx
@@ -662,7 +662,7 @@
     <w:r>
       <w:tab/>
       <w:tab/>
-      <w:t>2025-07-03</w:t>
+      <w:t>2025-07-04</w:t>
       <w:br/>
       <w:br/>
     </w:r>

--- a/klagomål/A 37607-2024 FSC-klagomål.docx
+++ b/klagomål/A 37607-2024 FSC-klagomål.docx
@@ -662,7 +662,7 @@
     <w:r>
       <w:tab/>
       <w:tab/>
-      <w:t>2025-07-04</w:t>
+      <w:t>2025-07-05</w:t>
       <w:br/>
       <w:br/>
     </w:r>

--- a/klagomål/A 37607-2024 FSC-klagomål.docx
+++ b/klagomål/A 37607-2024 FSC-klagomål.docx
@@ -662,7 +662,7 @@
     <w:r>
       <w:tab/>
       <w:tab/>
-      <w:t>2025-07-05</w:t>
+      <w:t>2025-07-06</w:t>
       <w:br/>
       <w:br/>
     </w:r>

--- a/klagomål/A 37607-2024 FSC-klagomål.docx
+++ b/klagomål/A 37607-2024 FSC-klagomål.docx
@@ -662,7 +662,7 @@
     <w:r>
       <w:tab/>
       <w:tab/>
-      <w:t>2025-07-06</w:t>
+      <w:t>2025-07-07</w:t>
       <w:br/>
       <w:br/>
     </w:r>

--- a/klagomål/A 37607-2024 FSC-klagomål.docx
+++ b/klagomål/A 37607-2024 FSC-klagomål.docx
@@ -662,7 +662,7 @@
     <w:r>
       <w:tab/>
       <w:tab/>
-      <w:t>2025-07-07</w:t>
+      <w:t>2025-07-08</w:t>
       <w:br/>
       <w:br/>
     </w:r>

--- a/klagomål/A 37607-2024 FSC-klagomål.docx
+++ b/klagomål/A 37607-2024 FSC-klagomål.docx
@@ -662,7 +662,7 @@
     <w:r>
       <w:tab/>
       <w:tab/>
-      <w:t>2025-07-08</w:t>
+      <w:t>2025-07-09</w:t>
       <w:br/>
       <w:br/>
     </w:r>

--- a/klagomål/A 37607-2024 FSC-klagomål.docx
+++ b/klagomål/A 37607-2024 FSC-klagomål.docx
@@ -662,7 +662,7 @@
     <w:r>
       <w:tab/>
       <w:tab/>
-      <w:t>2025-07-09</w:t>
+      <w:t>2025-07-11</w:t>
       <w:br/>
       <w:br/>
     </w:r>

--- a/klagomål/A 37607-2024 FSC-klagomål.docx
+++ b/klagomål/A 37607-2024 FSC-klagomål.docx
@@ -662,7 +662,7 @@
     <w:r>
       <w:tab/>
       <w:tab/>
-      <w:t>2025-07-11</w:t>
+      <w:t>2025-07-12</w:t>
       <w:br/>
       <w:br/>
     </w:r>

--- a/klagomål/A 37607-2024 FSC-klagomål.docx
+++ b/klagomål/A 37607-2024 FSC-klagomål.docx
@@ -662,7 +662,7 @@
     <w:r>
       <w:tab/>
       <w:tab/>
-      <w:t>2025-07-12</w:t>
+      <w:t>2025-07-13</w:t>
       <w:br/>
       <w:br/>
     </w:r>

--- a/klagomål/A 37607-2024 FSC-klagomål.docx
+++ b/klagomål/A 37607-2024 FSC-klagomål.docx
@@ -662,7 +662,7 @@
     <w:r>
       <w:tab/>
       <w:tab/>
-      <w:t>2025-07-13</w:t>
+      <w:t>2025-07-14</w:t>
       <w:br/>
       <w:br/>
     </w:r>

--- a/klagomål/A 37607-2024 FSC-klagomål.docx
+++ b/klagomål/A 37607-2024 FSC-klagomål.docx
@@ -662,7 +662,7 @@
     <w:r>
       <w:tab/>
       <w:tab/>
-      <w:t>2025-08-06</w:t>
+      <w:t>2025-08-09</w:t>
       <w:br/>
       <w:br/>
     </w:r>
